--- a/Deepak_Narayan_Resume.docx
+++ b/Deepak_Narayan_Resume.docx
@@ -255,7 +255,19 @@
         <w:ind w:left="460" w:hanging="210"/>
       </w:pPr>
       <w:r>
-        <w:t>Experienced in handling requirements gathering from clients, conversion to technical features, high level design, low level design, work assignments and planning, development of planned features and their deployment.</w:t>
+        <w:t>Around 12 years of professional experience with a strong</w:t>
+      </w:r>
+      <w:r>
+        <w:t xml:space="preserve"> </w:t>
+      </w:r>
+      <w:r>
+        <w:t>focus on developing state of the art robust applications</w:t>
+      </w:r>
+      <w:r>
+        <w:t>,</w:t>
+      </w:r>
+      <w:r>
+        <w:t xml:space="preserve"> while working with stakeholders towards their goals with an open mind to feedbacks.</w:t>
       </w:r>
     </w:p>
     <w:p>
@@ -269,7 +281,7 @@
         <w:ind w:left="460" w:hanging="210"/>
       </w:pPr>
       <w:r>
-        <w:t>Focus on developing and engineering state of the art robust applications while working with stakeholders towards their goals with an open mind to feedbacks.</w:t>
+        <w:t>Experienced in handling requirements gathering from clients, conversion to technical features, high level design, low level design, work assignments and planning, development of planned features and their deployment.</w:t>
       </w:r>
     </w:p>
     <w:p>
@@ -486,7 +498,7 @@
               <w:rPr>
                 <w:rStyle w:val="span"/>
               </w:rPr>
-              <w:t>Data Structures</w:t>
+              <w:t>SQL</w:t>
             </w:r>
           </w:p>
           <w:p>
@@ -574,7 +586,7 @@
               <w:pStyle w:val="divdocumentskliSeculli"/>
               <w:numPr>
                 <w:ilvl w:val="0"/>
-                <w:numId w:val="8"/>
+                <w:numId w:val="6"/>
               </w:numPr>
               <w:spacing w:line="400" w:lineRule="atLeast"/>
               <w:ind w:left="200" w:hanging="210"/>
@@ -584,9 +596,9 @@
             </w:pPr>
             <w:r>
               <w:rPr>
-                <w:rStyle w:val="documentskliSecparagraph"/>
+                <w:rStyle w:val="span"/>
               </w:rPr>
-              <w:t>Product development</w:t>
+              <w:t>Data Structures</w:t>
             </w:r>
           </w:p>
         </w:tc>
@@ -619,7 +631,7 @@
               <w:pStyle w:val="divdocumentskliSeculli"/>
               <w:numPr>
                 <w:ilvl w:val="0"/>
-                <w:numId w:val="9"/>
+                <w:numId w:val="7"/>
               </w:numPr>
               <w:spacing w:line="400" w:lineRule="atLeast"/>
               <w:ind w:left="200" w:hanging="210"/>
@@ -629,9 +641,9 @@
             </w:pPr>
             <w:r>
               <w:rPr>
-                <w:rStyle w:val="documentskliSecparagraph"/>
+                <w:rStyle w:val="span"/>
               </w:rPr>
-              <w:t>Project management</w:t>
+              <w:t>Java</w:t>
             </w:r>
           </w:p>
         </w:tc>
@@ -666,9 +678,9 @@
             </w:pPr>
             <w:r>
               <w:rPr>
-                <w:rStyle w:val="documentskliSecparagraph"/>
+                <w:rStyle w:val="span"/>
               </w:rPr>
-              <w:t>Java</w:t>
+              <w:t>Mobile Robotics and ROS</w:t>
             </w:r>
           </w:p>
         </w:tc>
@@ -711,9 +723,9 @@
             </w:pPr>
             <w:r>
               <w:rPr>
-                <w:rStyle w:val="span"/>
+                <w:rStyle w:val="documentskliSecparagraph"/>
               </w:rPr>
-              <w:t>Mobile Robotics and ROS</w:t>
+              <w:t>Parallel Programming</w:t>
             </w:r>
           </w:p>
           <w:p>
@@ -759,7 +771,7 @@
               <w:rPr>
                 <w:rStyle w:val="documentskliSecparagraph"/>
               </w:rPr>
-              <w:t>Parallel Programming</w:t>
+              <w:t>JMP</w:t>
             </w:r>
           </w:p>
         </w:tc>
@@ -804,7 +816,7 @@
               <w:rPr>
                 <w:rStyle w:val="documentskliSecparagraph"/>
               </w:rPr>
-              <w:t>JMP</w:t>
+              <w:t>Distributed Systems</w:t>
             </w:r>
           </w:p>
         </w:tc>
@@ -841,7 +853,7 @@
               <w:rPr>
                 <w:rStyle w:val="documentskliSecparagraph"/>
               </w:rPr>
-              <w:t>Distributed Systems</w:t>
+              <w:t>Training. mentoring and team building</w:t>
             </w:r>
           </w:p>
         </w:tc>
@@ -872,22 +884,11 @@
           <w:p>
             <w:pPr>
               <w:pStyle w:val="divdocumentskliSeculli"/>
-              <w:numPr>
-                <w:ilvl w:val="0"/>
-                <w:numId w:val="15"/>
-              </w:numPr>
               <w:spacing w:line="400" w:lineRule="atLeast"/>
-              <w:ind w:left="200" w:hanging="210"/>
               <w:rPr>
                 <w:rStyle w:val="documentskliSecparagraph"/>
               </w:rPr>
             </w:pPr>
-            <w:r>
-              <w:rPr>
-                <w:rStyle w:val="documentskliSecparagraph"/>
-              </w:rPr>
-              <w:t>Training. mentoring and team building</w:t>
-            </w:r>
           </w:p>
         </w:tc>
       </w:tr>
@@ -995,7 +996,7 @@
         <w:t xml:space="preserve"> - Durham, New Hampshire</w:t>
       </w:r>
       <w:r>
-        <w:t xml:space="preserve"> </w:t>
+        <w:t>, USA</w:t>
       </w:r>
     </w:p>
     <w:p>
@@ -1290,25 +1291,23 @@
         <w:pStyle w:val="spanpaddedlineParagraph"/>
         <w:spacing w:line="400" w:lineRule="atLeast"/>
       </w:pPr>
-      <w:proofErr w:type="spellStart"/>
       <w:r>
         <w:rPr>
           <w:rStyle w:val="spancompanyname"/>
         </w:rPr>
-        <w:t>Yuhiro</w:t>
-      </w:r>
-      <w:proofErr w:type="spellEnd"/>
-      <w:r>
-        <w:rPr>
-          <w:rStyle w:val="spancompanyname"/>
-        </w:rPr>
-        <w:t xml:space="preserve"> Technologies</w:t>
+        <w:t>Yuhiro Technologies</w:t>
       </w:r>
       <w:r>
         <w:rPr>
           <w:rStyle w:val="span"/>
         </w:rPr>
         <w:t xml:space="preserve"> – Trivandrum, Kerala</w:t>
+      </w:r>
+      <w:r>
+        <w:rPr>
+          <w:rStyle w:val="span"/>
+        </w:rPr>
+        <w:t>, India</w:t>
       </w:r>
     </w:p>
     <w:p>
@@ -1328,16 +1327,32 @@
         <w:rPr>
           <w:rStyle w:val="span"/>
         </w:rPr>
-        <w:t xml:space="preserve">Hands on experience on building applications using C++ and Python, with the team developing, </w:t>
-      </w:r>
-      <w:proofErr w:type="gramStart"/>
-      <w:r>
-        <w:rPr>
-          <w:rStyle w:val="span"/>
-        </w:rPr>
-        <w:t>maintaining</w:t>
-      </w:r>
-      <w:proofErr w:type="gramEnd"/>
+        <w:t xml:space="preserve">Hands on experience on building applications </w:t>
+      </w:r>
+      <w:r>
+        <w:rPr>
+          <w:rStyle w:val="span"/>
+        </w:rPr>
+        <w:t xml:space="preserve">for </w:t>
+      </w:r>
+      <w:r>
+        <w:rPr>
+          <w:rStyle w:val="span"/>
+        </w:rPr>
+        <w:t>E</w:t>
+      </w:r>
+      <w:r>
+        <w:rPr>
+          <w:rStyle w:val="span"/>
+        </w:rPr>
+        <w:t xml:space="preserve">dge </w:t>
+      </w:r>
+      <w:r>
+        <w:rPr>
+          <w:rStyle w:val="span"/>
+        </w:rPr>
+        <w:t>systems</w:t>
+      </w:r>
       <w:r>
         <w:rPr>
           <w:rStyle w:val="span"/>
@@ -1348,21 +1363,19 @@
         <w:rPr>
           <w:rStyle w:val="span"/>
         </w:rPr>
-        <w:t xml:space="preserve">and deploying 7+ products / projects (data collection, data analytics, processing, storage, </w:t>
-      </w:r>
-      <w:proofErr w:type="gramStart"/>
-      <w:r>
-        <w:rPr>
-          <w:rStyle w:val="span"/>
-        </w:rPr>
-        <w:t>visualization</w:t>
-      </w:r>
-      <w:proofErr w:type="gramEnd"/>
-      <w:r>
-        <w:rPr>
-          <w:rStyle w:val="span"/>
-        </w:rPr>
-        <w:t xml:space="preserve"> and validation) for the client in C++ and python.</w:t>
+        <w:t xml:space="preserve">using C++ and Python, with the team developing, </w:t>
+      </w:r>
+      <w:r>
+        <w:rPr>
+          <w:rStyle w:val="span"/>
+        </w:rPr>
+        <w:t xml:space="preserve">maintaining </w:t>
+      </w:r>
+      <w:r>
+        <w:rPr>
+          <w:rStyle w:val="span"/>
+        </w:rPr>
+        <w:t>and deploying 7+ products / projects (data collection, data analytics, processing, storage, visualization and validation) for the client in C++ and python.</w:t>
       </w:r>
     </w:p>
     <w:p>
@@ -1578,7 +1591,49 @@
         <w:rPr>
           <w:rStyle w:val="span"/>
         </w:rPr>
-        <w:t>Worked with several databases such as Postgres, crate, MySQL.</w:t>
+        <w:t>Worked with</w:t>
+      </w:r>
+      <w:r>
+        <w:rPr>
+          <w:rStyle w:val="span"/>
+        </w:rPr>
+        <w:t xml:space="preserve"> multiple </w:t>
+      </w:r>
+      <w:r>
+        <w:rPr>
+          <w:rStyle w:val="span"/>
+        </w:rPr>
+        <w:t>databases</w:t>
+      </w:r>
+      <w:r>
+        <w:rPr>
+          <w:rStyle w:val="span"/>
+        </w:rPr>
+        <w:t xml:space="preserve"> / </w:t>
+      </w:r>
+      <w:r>
+        <w:rPr>
+          <w:rStyle w:val="span"/>
+        </w:rPr>
+        <w:t xml:space="preserve">SQL </w:t>
+      </w:r>
+      <w:r>
+        <w:rPr>
+          <w:rStyle w:val="span"/>
+        </w:rPr>
+        <w:t xml:space="preserve">such as Postgres, </w:t>
+      </w:r>
+      <w:r>
+        <w:rPr>
+          <w:rStyle w:val="span"/>
+        </w:rPr>
+        <w:t xml:space="preserve">MySQL and </w:t>
+      </w:r>
+      <w:r>
+        <w:rPr>
+          <w:rStyle w:val="span"/>
+        </w:rPr>
+        <w:t>crate.</w:t>
       </w:r>
     </w:p>
     <w:p>
@@ -1598,21 +1653,19 @@
         <w:rPr>
           <w:rStyle w:val="span"/>
         </w:rPr>
-        <w:t xml:space="preserve">Feature, </w:t>
-      </w:r>
-      <w:proofErr w:type="gramStart"/>
-      <w:r>
-        <w:rPr>
-          <w:rStyle w:val="span"/>
-        </w:rPr>
-        <w:t>issues</w:t>
-      </w:r>
-      <w:proofErr w:type="gramEnd"/>
-      <w:r>
-        <w:rPr>
-          <w:rStyle w:val="span"/>
-        </w:rPr>
-        <w:t xml:space="preserve"> and backlogs were tracked using gitlab, and CI/CD pipelines were maintained with automated testcases.</w:t>
+        <w:t>Feature</w:t>
+      </w:r>
+      <w:r>
+        <w:rPr>
+          <w:rStyle w:val="span"/>
+        </w:rPr>
+        <w:t>s</w:t>
+      </w:r>
+      <w:r>
+        <w:rPr>
+          <w:rStyle w:val="span"/>
+        </w:rPr>
+        <w:t>, issues and backlogs were tracked using gitlab, and CI/CD pipelines were maintained with automated testcases.</w:t>
       </w:r>
     </w:p>
     <w:p>
@@ -1632,21 +1685,7 @@
         <w:rPr>
           <w:rStyle w:val="span"/>
         </w:rPr>
-        <w:t xml:space="preserve">Performed requirements gathering from client, converted them to gitlab tickets for tracking, performed sprint planning and execution, conducted design </w:t>
-      </w:r>
-      <w:proofErr w:type="gramStart"/>
-      <w:r>
-        <w:rPr>
-          <w:rStyle w:val="span"/>
-        </w:rPr>
-        <w:t>discussions</w:t>
-      </w:r>
-      <w:proofErr w:type="gramEnd"/>
-      <w:r>
-        <w:rPr>
-          <w:rStyle w:val="span"/>
-        </w:rPr>
-        <w:t xml:space="preserve"> and overlooked the implementation process.</w:t>
+        <w:t>Performed requirements gathering from client, converted them to gitlab tickets for tracking, performed sprint planning and execution, conducted design discussions and overlooked the implementation process.</w:t>
       </w:r>
     </w:p>
     <w:p>
@@ -1718,7 +1757,19 @@
         <w:rPr>
           <w:rStyle w:val="span"/>
         </w:rPr>
-        <w:t xml:space="preserve"> not creating dependencies within team, and in being independently able to solve problems and to come up with solutions.</w:t>
+        <w:t xml:space="preserve"> </w:t>
+      </w:r>
+      <w:r>
+        <w:rPr>
+          <w:rStyle w:val="span"/>
+        </w:rPr>
+        <w:t>preventing</w:t>
+      </w:r>
+      <w:r>
+        <w:rPr>
+          <w:rStyle w:val="span"/>
+        </w:rPr>
+        <w:t xml:space="preserve"> dependencies within team, and in being independently able to solve problems and to come up with solutions.</w:t>
       </w:r>
     </w:p>
     <w:p>
@@ -1782,6 +1833,12 @@
         </w:rPr>
         <w:t xml:space="preserve"> – Durham, New Hampshire</w:t>
       </w:r>
+      <w:r>
+        <w:rPr>
+          <w:rStyle w:val="span"/>
+        </w:rPr>
+        <w:t>, USA</w:t>
+      </w:r>
     </w:p>
     <w:p>
       <w:pPr>
@@ -1874,6 +1931,12 @@
         </w:rPr>
         <w:t xml:space="preserve"> – Durham, New Hampshire</w:t>
       </w:r>
+      <w:r>
+        <w:rPr>
+          <w:rStyle w:val="span"/>
+        </w:rPr>
+        <w:t>, USA</w:t>
+      </w:r>
     </w:p>
     <w:p>
       <w:pPr>
@@ -1992,6 +2055,12 @@
         </w:rPr>
         <w:t xml:space="preserve"> – Trivandrum, Kerala</w:t>
       </w:r>
+      <w:r>
+        <w:rPr>
+          <w:rStyle w:val="span"/>
+        </w:rPr>
+        <w:t>, India</w:t>
+      </w:r>
     </w:p>
     <w:p>
       <w:pPr>
@@ -2067,21 +2136,7 @@
         <w:rPr>
           <w:rStyle w:val="span"/>
         </w:rPr>
-        <w:t xml:space="preserve">Responsible for coordinating, </w:t>
-      </w:r>
-      <w:proofErr w:type="gramStart"/>
-      <w:r>
-        <w:rPr>
-          <w:rStyle w:val="span"/>
-        </w:rPr>
-        <w:t>developing</w:t>
-      </w:r>
-      <w:proofErr w:type="gramEnd"/>
-      <w:r>
-        <w:rPr>
-          <w:rStyle w:val="span"/>
-        </w:rPr>
-        <w:t xml:space="preserve"> and maintaining regression automation scripts.</w:t>
+        <w:t>Responsible for coordinating, developing and maintaining regression automation scripts.</w:t>
       </w:r>
     </w:p>
     <w:p>
@@ -2100,7 +2155,51 @@
         <w:rPr>
           <w:rStyle w:val="span"/>
         </w:rPr>
-        <w:t>Developed an automation Suite for REST Services Testing using Oracle Apex, Java and webservices which ensured quick and accurate executions of the REST Suite. Manual Execution Time reduced from 1 day to 1.5 hours of automated execution.</w:t>
+        <w:t xml:space="preserve">Developed an automation Suite for REST Services Testing using Oracle Apex, Java and webservices which ensured quick and accurate executions of the REST Suite. </w:t>
+      </w:r>
+    </w:p>
+    <w:p>
+      <w:pPr>
+        <w:pStyle w:val="divdocumentulli"/>
+        <w:numPr>
+          <w:ilvl w:val="2"/>
+          <w:numId w:val="19"/>
+        </w:numPr>
+        <w:spacing w:line="400" w:lineRule="atLeast"/>
+        <w:rPr>
+          <w:rStyle w:val="span"/>
+        </w:rPr>
+      </w:pPr>
+      <w:r>
+        <w:rPr>
+          <w:rStyle w:val="span"/>
+        </w:rPr>
+        <w:t>Manual Execution Time reduced from 1 day to 1.5 hours of automated execution.</w:t>
+      </w:r>
+    </w:p>
+    <w:p>
+      <w:pPr>
+        <w:pStyle w:val="divdocumentulli"/>
+        <w:numPr>
+          <w:ilvl w:val="2"/>
+          <w:numId w:val="19"/>
+        </w:numPr>
+        <w:spacing w:line="400" w:lineRule="atLeast"/>
+        <w:rPr>
+          <w:rStyle w:val="span"/>
+        </w:rPr>
+      </w:pPr>
+      <w:r>
+        <w:rPr>
+          <w:rStyle w:val="span"/>
+        </w:rPr>
+        <w:t xml:space="preserve">Handled backend data storage and retrieval using </w:t>
+      </w:r>
+      <w:r>
+        <w:rPr>
+          <w:rStyle w:val="span"/>
+        </w:rPr>
+        <w:t>Oracle DB and Oracle PL/SQL.</w:t>
       </w:r>
     </w:p>
     <w:p>
@@ -2165,6 +2264,74 @@
       <w:pPr>
         <w:pStyle w:val="divdocumentulli"/>
         <w:numPr>
+          <w:ilvl w:val="2"/>
+          <w:numId w:val="19"/>
+        </w:numPr>
+        <w:spacing w:line="400" w:lineRule="atLeast"/>
+        <w:rPr>
+          <w:rStyle w:val="span"/>
+        </w:rPr>
+      </w:pPr>
+      <w:r>
+        <w:rPr>
+          <w:rStyle w:val="span"/>
+        </w:rPr>
+        <w:t xml:space="preserve">Handled backend data storage and retrieval using </w:t>
+      </w:r>
+      <w:r>
+        <w:rPr>
+          <w:rStyle w:val="span"/>
+        </w:rPr>
+        <w:t>Oracle DB and Oracle PL/SQL</w:t>
+      </w:r>
+      <w:r>
+        <w:rPr>
+          <w:rStyle w:val="span"/>
+        </w:rPr>
+        <w:t>.</w:t>
+      </w:r>
+    </w:p>
+    <w:p>
+      <w:pPr>
+        <w:pStyle w:val="divdocumentulli"/>
+        <w:numPr>
+          <w:ilvl w:val="2"/>
+          <w:numId w:val="19"/>
+        </w:numPr>
+        <w:spacing w:line="400" w:lineRule="atLeast"/>
+        <w:rPr>
+          <w:rStyle w:val="span"/>
+        </w:rPr>
+      </w:pPr>
+      <w:r>
+        <w:rPr>
+          <w:rStyle w:val="span"/>
+        </w:rPr>
+        <w:t>Designed and implemented dynamic dashboards to monitor open, blocked and closed issue</w:t>
+      </w:r>
+      <w:r>
+        <w:rPr>
+          <w:rStyle w:val="span"/>
+        </w:rPr>
+        <w:t>s</w:t>
+      </w:r>
+      <w:r>
+        <w:rPr>
+          <w:rStyle w:val="span"/>
+        </w:rPr>
+        <w:t xml:space="preserve"> (data visualizations)</w:t>
+      </w:r>
+      <w:r>
+        <w:rPr>
+          <w:rStyle w:val="span"/>
+        </w:rPr>
+        <w:t>.</w:t>
+      </w:r>
+    </w:p>
+    <w:p>
+      <w:pPr>
+        <w:pStyle w:val="divdocumentulli"/>
+        <w:numPr>
           <w:ilvl w:val="1"/>
           <w:numId w:val="19"/>
         </w:numPr>
@@ -2177,28 +2344,14 @@
         <w:rPr>
           <w:rStyle w:val="span"/>
         </w:rPr>
-        <w:t xml:space="preserve">Responsible for the quality assurance of the Migration Tool which migrated setups, </w:t>
-      </w:r>
-      <w:proofErr w:type="gramStart"/>
-      <w:r>
-        <w:rPr>
-          <w:rStyle w:val="span"/>
-        </w:rPr>
-        <w:t>data</w:t>
-      </w:r>
-      <w:proofErr w:type="gramEnd"/>
-      <w:r>
-        <w:rPr>
-          <w:rStyle w:val="span"/>
-        </w:rPr>
-        <w:t xml:space="preserve"> and customizations from CRM On Demand to Oracle Sales Cloud.</w:t>
+        <w:t>Responsible for the quality assurance of the Migration Tool which migrated setups, data and customizations from CRM On Demand to Oracle Sales Cloud.</w:t>
       </w:r>
     </w:p>
     <w:p>
       <w:pPr>
         <w:pStyle w:val="divdocumentulli"/>
         <w:numPr>
-          <w:ilvl w:val="1"/>
+          <w:ilvl w:val="2"/>
           <w:numId w:val="19"/>
         </w:numPr>
         <w:spacing w:line="400" w:lineRule="atLeast"/>
@@ -2210,6 +2363,43 @@
         <w:rPr>
           <w:rStyle w:val="span"/>
         </w:rPr>
+        <w:t>Utilized</w:t>
+      </w:r>
+      <w:r>
+        <w:rPr>
+          <w:rStyle w:val="span"/>
+        </w:rPr>
+        <w:t xml:space="preserve"> SQLite </w:t>
+      </w:r>
+      <w:r>
+        <w:rPr>
+          <w:rStyle w:val="span"/>
+        </w:rPr>
+        <w:t>dB</w:t>
+      </w:r>
+      <w:r>
+        <w:rPr>
+          <w:rStyle w:val="span"/>
+        </w:rPr>
+        <w:t xml:space="preserve"> and SQL queries to transform data for the ETL process.</w:t>
+      </w:r>
+    </w:p>
+    <w:p>
+      <w:pPr>
+        <w:pStyle w:val="divdocumentulli"/>
+        <w:numPr>
+          <w:ilvl w:val="2"/>
+          <w:numId w:val="19"/>
+        </w:numPr>
+        <w:spacing w:line="400" w:lineRule="atLeast"/>
+        <w:rPr>
+          <w:rStyle w:val="span"/>
+        </w:rPr>
+      </w:pPr>
+      <w:r>
+        <w:rPr>
+          <w:rStyle w:val="span"/>
+        </w:rPr>
         <w:t>Ensured high quality and timely delivery which helped mark the Migration tool as an Oracle Product. (https://www.oracle.com/assets/crm-ondemand-sales-cld-migration-2872587.pdf)</w:t>
       </w:r>
     </w:p>
@@ -2217,7 +2407,7 @@
       <w:pPr>
         <w:pStyle w:val="divdocumentulli"/>
         <w:numPr>
-          <w:ilvl w:val="1"/>
+          <w:ilvl w:val="2"/>
           <w:numId w:val="19"/>
         </w:numPr>
         <w:spacing w:line="400" w:lineRule="atLeast"/>
@@ -2229,54 +2419,7 @@
         <w:rPr>
           <w:rStyle w:val="span"/>
         </w:rPr>
-        <w:t xml:space="preserve">Maintained the Tool across application(s) releases, selenium driver </w:t>
-      </w:r>
-      <w:proofErr w:type="gramStart"/>
-      <w:r>
-        <w:rPr>
-          <w:rStyle w:val="span"/>
-        </w:rPr>
-        <w:t>releases</w:t>
-      </w:r>
-      <w:proofErr w:type="gramEnd"/>
-      <w:r>
-        <w:rPr>
-          <w:rStyle w:val="span"/>
-        </w:rPr>
-        <w:t xml:space="preserve"> and browser releases.</w:t>
-      </w:r>
-    </w:p>
-    <w:p>
-      <w:pPr>
-        <w:pStyle w:val="divdocumentulli"/>
-        <w:numPr>
-          <w:ilvl w:val="1"/>
-          <w:numId w:val="19"/>
-        </w:numPr>
-        <w:spacing w:line="400" w:lineRule="atLeast"/>
-        <w:rPr>
-          <w:rStyle w:val="span"/>
-        </w:rPr>
-      </w:pPr>
-      <w:r>
-        <w:rPr>
-          <w:rStyle w:val="span"/>
-        </w:rPr>
-        <w:t xml:space="preserve">Presented the Migration Tool via web conferences to Partners and other consultancy teams across Japan, </w:t>
-      </w:r>
-      <w:proofErr w:type="gramStart"/>
-      <w:r>
-        <w:rPr>
-          <w:rStyle w:val="span"/>
-        </w:rPr>
-        <w:t>APAC</w:t>
-      </w:r>
-      <w:proofErr w:type="gramEnd"/>
-      <w:r>
-        <w:rPr>
-          <w:rStyle w:val="span"/>
-        </w:rPr>
-        <w:t xml:space="preserve"> and the United States.</w:t>
+        <w:t>Presented the Migration Tool via web conferences to Partners and other consultancy teams across Japan, APAC and the United States.</w:t>
       </w:r>
     </w:p>
     <w:p>
@@ -2320,6 +2463,12 @@
         </w:rPr>
         <w:t xml:space="preserve"> – Chennai, Tamil Nadu</w:t>
       </w:r>
+      <w:r>
+        <w:rPr>
+          <w:rStyle w:val="span"/>
+        </w:rPr>
+        <w:t>, India</w:t>
+      </w:r>
     </w:p>
     <w:p>
       <w:pPr>
@@ -2436,35 +2585,116 @@
         <w:rPr>
           <w:rStyle w:val="span"/>
         </w:rPr>
+        <w:lastRenderedPageBreak/>
         <w:t>Automation brought in to find list of active Users online after regular company hours using vbscript.</w:t>
       </w:r>
     </w:p>
     <w:p>
       <w:pPr>
+        <w:pStyle w:val="divdocumentsinglecolumn"/>
+        <w:spacing w:before="360" w:line="400" w:lineRule="atLeast"/>
+      </w:pPr>
+      <w:r>
+        <w:rPr>
+          <w:rStyle w:val="spancompanyname"/>
+        </w:rPr>
+        <w:t>Associate System Engineer</w:t>
+      </w:r>
+      <w:r>
+        <w:rPr>
+          <w:rStyle w:val="span"/>
+        </w:rPr>
+        <w:t>, 06/2010 - 09/2011</w:t>
+      </w:r>
+      <w:r>
+        <w:rPr>
+          <w:rStyle w:val="spanpaddedline"/>
+        </w:rPr>
+        <w:t xml:space="preserve"> </w:t>
+      </w:r>
+    </w:p>
+    <w:p>
+      <w:pPr>
+        <w:rPr>
+          <w:rFonts w:ascii="Cambria" w:hAnsi="Cambria"/>
+          <w:b/>
+          <w:sz w:val="22"/>
+          <w:szCs w:val="22"/>
+        </w:rPr>
+      </w:pPr>
+      <w:r>
+        <w:rPr>
+          <w:rFonts w:ascii="Cambria" w:hAnsi="Cambria"/>
+          <w:b/>
+          <w:sz w:val="22"/>
+          <w:szCs w:val="22"/>
+        </w:rPr>
+        <w:t>IBM India Private Limited</w:t>
+      </w:r>
+      <w:r>
+        <w:rPr>
+          <w:rStyle w:val="span"/>
+        </w:rPr>
+        <w:t xml:space="preserve"> – Chennai, Tamil Nadu</w:t>
+      </w:r>
+      <w:r>
+        <w:rPr>
+          <w:rStyle w:val="span"/>
+        </w:rPr>
+        <w:t>, India</w:t>
+      </w:r>
+    </w:p>
+    <w:p>
+      <w:pPr>
         <w:pStyle w:val="divdocumentulli"/>
-        <w:spacing w:line="400" w:lineRule="atLeast"/>
-        <w:rPr>
-          <w:rStyle w:val="span"/>
-        </w:rPr>
-      </w:pPr>
+        <w:numPr>
+          <w:ilvl w:val="0"/>
+          <w:numId w:val="20"/>
+        </w:numPr>
+        <w:spacing w:line="400" w:lineRule="atLeast"/>
+        <w:ind w:left="460" w:hanging="210"/>
+        <w:rPr>
+          <w:rStyle w:val="span"/>
+        </w:rPr>
+      </w:pPr>
+      <w:r>
+        <w:rPr>
+          <w:rStyle w:val="span"/>
+        </w:rPr>
+        <w:t>Technical support and manual testing on mainframe systems.</w:t>
+      </w:r>
     </w:p>
     <w:p>
       <w:pPr>
         <w:pStyle w:val="divdocumentulli"/>
-        <w:spacing w:line="400" w:lineRule="atLeast"/>
-        <w:rPr>
-          <w:rStyle w:val="span"/>
-        </w:rPr>
-      </w:pPr>
-    </w:p>
-    <w:p>
-      <w:pPr>
-        <w:pStyle w:val="divdocumentulli"/>
-        <w:spacing w:line="400" w:lineRule="atLeast"/>
-        <w:rPr>
-          <w:rStyle w:val="span"/>
-        </w:rPr>
-      </w:pPr>
+        <w:numPr>
+          <w:ilvl w:val="0"/>
+          <w:numId w:val="20"/>
+        </w:numPr>
+        <w:spacing w:line="400" w:lineRule="atLeast"/>
+        <w:ind w:left="460" w:hanging="210"/>
+        <w:rPr>
+          <w:rStyle w:val="span"/>
+        </w:rPr>
+      </w:pPr>
+      <w:r>
+        <w:rPr>
+          <w:rStyle w:val="span"/>
+        </w:rPr>
+        <w:t>Exposure to automation via vbscript and Extratheme Attachmate</w:t>
+      </w:r>
+      <w:r>
+        <w:rPr>
+          <w:rStyle w:val="span"/>
+        </w:rPr>
+        <w:t xml:space="preserve"> for test data creation</w:t>
+      </w:r>
+      <w:r>
+        <w:rPr>
+          <w:rStyle w:val="span"/>
+        </w:rPr>
+        <w:t>.</w:t>
+      </w:r>
     </w:p>
     <w:p>
       <w:pPr>
@@ -2485,7 +2715,6 @@
           <w:color w:val="34383C"/>
           <w:sz w:val="30"/>
         </w:rPr>
-        <w:lastRenderedPageBreak/>
         <w:tab/>
       </w:r>
       <w:r>
@@ -2531,7 +2760,16 @@
         <w:spacing w:line="400" w:lineRule="atLeast"/>
       </w:pPr>
       <w:r>
-        <w:t>Conducted hands-on workshop on Machine Learning</w:t>
+        <w:t xml:space="preserve">Conducted hands-on workshop on </w:t>
+      </w:r>
+      <w:r>
+        <w:t>‘</w:t>
+      </w:r>
+      <w:r>
+        <w:t>Machine Learning</w:t>
+      </w:r>
+      <w:r>
+        <w:t>’</w:t>
       </w:r>
       <w:r>
         <w:t xml:space="preserve"> at Christ College of Engineering, </w:t>
@@ -2540,7 +2778,7 @@
         <w:t>Thrissur</w:t>
       </w:r>
       <w:r>
-        <w:t xml:space="preserve"> (August 2023): </w:t>
+        <w:t xml:space="preserve"> (2023): </w:t>
       </w:r>
     </w:p>
     <w:p>
@@ -2553,7 +2791,13 @@
         <w:spacing w:line="400" w:lineRule="atLeast"/>
       </w:pPr>
       <w:r>
-        <w:t>Conducted for around 60 students</w:t>
+        <w:t xml:space="preserve">Conducted </w:t>
+      </w:r>
+      <w:r>
+        <w:t xml:space="preserve">two days of hands-on sessions </w:t>
+      </w:r>
+      <w:r>
+        <w:t>for around 60 students</w:t>
       </w:r>
     </w:p>
     <w:p>
@@ -2581,6 +2825,27 @@
       <w:pPr>
         <w:pStyle w:val="divdocumentulli"/>
         <w:numPr>
+          <w:ilvl w:val="1"/>
+          <w:numId w:val="3"/>
+        </w:numPr>
+        <w:spacing w:line="400" w:lineRule="atLeast"/>
+      </w:pPr>
+      <w:r>
+        <w:t xml:space="preserve">Feedback: </w:t>
+      </w:r>
+      <w:hyperlink r:id="rId7" w:history="1">
+        <w:r>
+          <w:rPr>
+            <w:rStyle w:val="Hyperlink"/>
+          </w:rPr>
+          <w:t>https://www.surveymonkey.com/stories/SM-HROdmvLbkOY7QxEprd9csQ_3D_3D/</w:t>
+        </w:r>
+      </w:hyperlink>
+    </w:p>
+    <w:p>
+      <w:pPr>
+        <w:pStyle w:val="divdocumentulli"/>
+        <w:numPr>
           <w:ilvl w:val="0"/>
           <w:numId w:val="3"/>
         </w:numPr>
@@ -2588,7 +2853,19 @@
         <w:ind w:left="460" w:hanging="210"/>
       </w:pPr>
       <w:r>
-        <w:t xml:space="preserve">Conducted hands-on workshop (online) on AI and Data Science for Healthcare, </w:t>
+        <w:t xml:space="preserve">Conducted hands-on workshop (online) on </w:t>
+      </w:r>
+      <w:r>
+        <w:t>‘</w:t>
+      </w:r>
+      <w:r>
+        <w:t>AI and Data Science for Healthcare</w:t>
+      </w:r>
+      <w:r>
+        <w:t>’</w:t>
+      </w:r>
+      <w:r>
+        <w:t xml:space="preserve">, </w:t>
       </w:r>
       <w:r>
         <w:t>at Atharva College of Engineering, Mumbai</w:t>
@@ -2600,7 +2877,7 @@
         <w:t>(</w:t>
       </w:r>
       <w:r>
-        <w:t>December 2023</w:t>
+        <w:t>2023</w:t>
       </w:r>
       <w:r>
         <w:t>):</w:t>
@@ -2619,7 +2896,13 @@
         <w:t xml:space="preserve">Conducted two days of hands-on sessions on the following </w:t>
       </w:r>
       <w:r>
-        <w:t>topics:</w:t>
+        <w:t>topics</w:t>
+      </w:r>
+      <w:r>
+        <w:t xml:space="preserve"> for faculty and students</w:t>
+      </w:r>
+      <w:r>
+        <w:t>:</w:t>
       </w:r>
       <w:r>
         <w:t xml:space="preserve"> </w:t>
@@ -2676,7 +2959,7 @@
       <w:r>
         <w:t xml:space="preserve">Details: </w:t>
       </w:r>
-      <w:hyperlink r:id="rId7" w:history="1">
+      <w:hyperlink r:id="rId8" w:history="1">
         <w:r>
           <w:rPr>
             <w:rStyle w:val="Hyperlink"/>
@@ -2689,13 +2972,218 @@
       <w:pPr>
         <w:pStyle w:val="divdocumentulli"/>
         <w:numPr>
+          <w:ilvl w:val="1"/>
+          <w:numId w:val="3"/>
+        </w:numPr>
+        <w:spacing w:line="400" w:lineRule="atLeast"/>
+      </w:pPr>
+      <w:r>
+        <w:t>Feedback:</w:t>
+      </w:r>
+      <w:r>
+        <w:t xml:space="preserve"> </w:t>
+      </w:r>
+      <w:hyperlink r:id="rId9" w:history="1">
+        <w:r>
+          <w:rPr>
+            <w:rStyle w:val="Hyperlink"/>
+          </w:rPr>
+          <w:t>https://www.surveymonkey.com/stories/SM-yBbC_2FoiqhmZLtkTjowhC_2BA_3D_3D/</w:t>
+        </w:r>
+      </w:hyperlink>
+    </w:p>
+    <w:p>
+      <w:pPr>
+        <w:pStyle w:val="divdocumentulli"/>
+        <w:numPr>
           <w:ilvl w:val="0"/>
           <w:numId w:val="3"/>
         </w:numPr>
         <w:spacing w:line="400" w:lineRule="atLeast"/>
       </w:pPr>
       <w:r>
-        <w:t>First in technical paper presentation at TECHWARZ’10</w:t>
+        <w:t xml:space="preserve">Conducted hands-on workshop (online) on ‘Data Visualization, EDA and Anomaly Detection in Python’ at Christ College of Engineering, Thrissur (2021): </w:t>
+      </w:r>
+    </w:p>
+    <w:p>
+      <w:pPr>
+        <w:pStyle w:val="divdocumentulli"/>
+        <w:numPr>
+          <w:ilvl w:val="1"/>
+          <w:numId w:val="3"/>
+        </w:numPr>
+        <w:spacing w:line="400" w:lineRule="atLeast"/>
+      </w:pPr>
+      <w:r>
+        <w:t>Acted as a resource person for the three day faculty development program.</w:t>
+      </w:r>
+    </w:p>
+    <w:p>
+      <w:pPr>
+        <w:pStyle w:val="divdocumentulli"/>
+        <w:numPr>
+          <w:ilvl w:val="1"/>
+          <w:numId w:val="3"/>
+        </w:numPr>
+        <w:spacing w:line="400" w:lineRule="atLeast"/>
+      </w:pPr>
+      <w:r>
+        <w:t xml:space="preserve">Details: </w:t>
+      </w:r>
+      <w:hyperlink r:id="rId10" w:history="1">
+        <w:r>
+          <w:rPr>
+            <w:rStyle w:val="Hyperlink"/>
+          </w:rPr>
+          <w:t>https://www.linkedin.com/feed/update/urn:li:activity:6817146936479539200/</w:t>
+        </w:r>
+      </w:hyperlink>
+    </w:p>
+    <w:p>
+      <w:pPr>
+        <w:pStyle w:val="divdocumentulli"/>
+        <w:numPr>
+          <w:ilvl w:val="1"/>
+          <w:numId w:val="3"/>
+        </w:numPr>
+        <w:spacing w:line="400" w:lineRule="atLeast"/>
+      </w:pPr>
+      <w:r>
+        <w:t xml:space="preserve">Feedback: </w:t>
+      </w:r>
+      <w:hyperlink r:id="rId11" w:history="1">
+        <w:r>
+          <w:rPr>
+            <w:rStyle w:val="Hyperlink"/>
+          </w:rPr>
+          <w:t>https://www.surveymonkey.com/stories/SM-KJ6KHFYJ/</w:t>
+        </w:r>
+      </w:hyperlink>
+    </w:p>
+    <w:p>
+      <w:pPr>
+        <w:pStyle w:val="divdocumentulli"/>
+        <w:numPr>
+          <w:ilvl w:val="0"/>
+          <w:numId w:val="3"/>
+        </w:numPr>
+        <w:spacing w:line="400" w:lineRule="atLeast"/>
+      </w:pPr>
+      <w:r>
+        <w:t>Conducted hands-on workshop</w:t>
+      </w:r>
+      <w:r>
+        <w:t xml:space="preserve"> (online)</w:t>
+      </w:r>
+      <w:r>
+        <w:t xml:space="preserve"> on </w:t>
+      </w:r>
+      <w:r>
+        <w:t>‘</w:t>
+      </w:r>
+      <w:r>
+        <w:t xml:space="preserve">Machine Learning </w:t>
+      </w:r>
+      <w:r>
+        <w:t xml:space="preserve">- </w:t>
+      </w:r>
+      <w:r>
+        <w:t>Supervised and Unsupervised Learning</w:t>
+      </w:r>
+      <w:r>
+        <w:t>’</w:t>
+      </w:r>
+      <w:r>
+        <w:t xml:space="preserve"> at Christ College of Engineering, Thrissur (</w:t>
+      </w:r>
+      <w:r>
+        <w:t>2021</w:t>
+      </w:r>
+      <w:r>
+        <w:t xml:space="preserve">): </w:t>
+      </w:r>
+    </w:p>
+    <w:p>
+      <w:pPr>
+        <w:pStyle w:val="divdocumentulli"/>
+        <w:numPr>
+          <w:ilvl w:val="1"/>
+          <w:numId w:val="3"/>
+        </w:numPr>
+        <w:spacing w:line="400" w:lineRule="atLeast"/>
+      </w:pPr>
+      <w:r>
+        <w:t xml:space="preserve">Conducted two days of hands-on sessions for </w:t>
+      </w:r>
+      <w:r>
+        <w:t>faculty and students</w:t>
+      </w:r>
+    </w:p>
+    <w:p>
+      <w:pPr>
+        <w:pStyle w:val="divdocumentulli"/>
+        <w:numPr>
+          <w:ilvl w:val="1"/>
+          <w:numId w:val="3"/>
+        </w:numPr>
+        <w:spacing w:line="400" w:lineRule="atLeast"/>
+      </w:pPr>
+      <w:r>
+        <w:t xml:space="preserve">Details: </w:t>
+      </w:r>
+      <w:hyperlink r:id="rId12" w:history="1">
+        <w:r>
+          <w:rPr>
+            <w:rStyle w:val="Hyperlink"/>
+          </w:rPr>
+          <w:t>https://www.linkedin.com/feed/update/urn:li:activity:6809496144872292352/</w:t>
+        </w:r>
+      </w:hyperlink>
+    </w:p>
+    <w:p>
+      <w:pPr>
+        <w:pStyle w:val="divdocumentulli"/>
+        <w:numPr>
+          <w:ilvl w:val="1"/>
+          <w:numId w:val="3"/>
+        </w:numPr>
+        <w:spacing w:line="400" w:lineRule="atLeast"/>
+      </w:pPr>
+      <w:r>
+        <w:t xml:space="preserve">Feedback: </w:t>
+      </w:r>
+      <w:hyperlink r:id="rId13" w:history="1">
+        <w:r>
+          <w:rPr>
+            <w:rStyle w:val="Hyperlink"/>
+          </w:rPr>
+          <w:t>https://www.surveymonkey.com/stories/SM-BP9P7DLJ/</w:t>
+        </w:r>
+      </w:hyperlink>
+    </w:p>
+    <w:p>
+      <w:pPr>
+        <w:pStyle w:val="divdocumentulli"/>
+        <w:numPr>
+          <w:ilvl w:val="0"/>
+          <w:numId w:val="3"/>
+        </w:numPr>
+        <w:spacing w:line="400" w:lineRule="atLeast"/>
+      </w:pPr>
+      <w:r>
+        <w:t xml:space="preserve">First in technical paper presentation at </w:t>
+      </w:r>
+      <w:r>
+        <w:t>‘</w:t>
+      </w:r>
+      <w:r>
+        <w:t>TECHWARZ</w:t>
+      </w:r>
+      <w:r>
+        <w:t>’ 20</w:t>
+      </w:r>
+      <w:r>
+        <w:t>10</w:t>
       </w:r>
       <w:r>
         <w:t>.</w:t>
@@ -2764,22 +3252,7 @@
         <w:spacing w:line="400" w:lineRule="atLeast"/>
       </w:pPr>
       <w:r>
-        <w:t>‘</w:t>
-      </w:r>
-      <w:r>
-        <w:t>Neural Networks and Deep Learning</w:t>
-      </w:r>
-      <w:r>
-        <w:t>’</w:t>
-      </w:r>
-      <w:r>
-        <w:t xml:space="preserve"> </w:t>
-      </w:r>
-      <w:r>
-        <w:t>c</w:t>
-      </w:r>
-      <w:r>
-        <w:t>ertificate awarded in Coursera in 2021.</w:t>
+        <w:t>‘Google Advanced Data Analytics’ Professional certificate awarded in Coursera in 2026.</w:t>
       </w:r>
     </w:p>
     <w:p>
@@ -2795,10 +3268,10 @@
         <w:t>‘</w:t>
       </w:r>
       <w:r>
-        <w:t xml:space="preserve">Structuring Machine Learning </w:t>
-      </w:r>
-      <w:r>
-        <w:t>Projects’</w:t>
+        <w:t>Neural Networks and Deep Learning</w:t>
+      </w:r>
+      <w:r>
+        <w:t>’</w:t>
       </w:r>
       <w:r>
         <w:t xml:space="preserve"> </w:t>
@@ -2820,9 +3293,38 @@
         <w:spacing w:line="400" w:lineRule="atLeast"/>
       </w:pPr>
       <w:r>
-        <w:rPr>
-          <w:rStyle w:val="span"/>
-        </w:rPr>
+        <w:t>‘</w:t>
+      </w:r>
+      <w:r>
+        <w:t xml:space="preserve">Structuring Machine Learning </w:t>
+      </w:r>
+      <w:r>
+        <w:t>Projects’</w:t>
+      </w:r>
+      <w:r>
+        <w:t xml:space="preserve"> </w:t>
+      </w:r>
+      <w:r>
+        <w:t>c</w:t>
+      </w:r>
+      <w:r>
+        <w:t>ertificate awarded in Coursera in 2021.</w:t>
+      </w:r>
+    </w:p>
+    <w:p>
+      <w:pPr>
+        <w:pStyle w:val="divdocumentsinglecolumn"/>
+        <w:numPr>
+          <w:ilvl w:val="0"/>
+          <w:numId w:val="23"/>
+        </w:numPr>
+        <w:spacing w:line="400" w:lineRule="atLeast"/>
+      </w:pPr>
+      <w:r>
+        <w:rPr>
+          <w:rStyle w:val="span"/>
+        </w:rPr>
+        <w:lastRenderedPageBreak/>
         <w:t>‘</w:t>
       </w:r>
       <w:r>
@@ -2952,15 +3454,7 @@
         <w:spacing w:line="400" w:lineRule="atLeast"/>
       </w:pPr>
       <w:r>
-        <w:t xml:space="preserve">Mentored club members on improving their confidence levels, public speaking </w:t>
-      </w:r>
-      <w:proofErr w:type="gramStart"/>
-      <w:r>
-        <w:t>skills</w:t>
-      </w:r>
-      <w:proofErr w:type="gramEnd"/>
-      <w:r>
-        <w:t xml:space="preserve"> and leadership skills.</w:t>
+        <w:t>Mentored club members on improving their confidence levels, public speaking skills and leadership skills.</w:t>
       </w:r>
     </w:p>
     <w:p>
@@ -2986,15 +3480,7 @@
         <w:spacing w:line="400" w:lineRule="atLeast"/>
       </w:pPr>
       <w:r>
-        <w:t>Treasurer (</w:t>
-      </w:r>
-      <w:proofErr w:type="spellStart"/>
-      <w:r>
-        <w:t>Fun@Work</w:t>
-      </w:r>
-      <w:proofErr w:type="spellEnd"/>
-      <w:r>
-        <w:t xml:space="preserve">, Oracle), Trivandrum, Kerala, July 2016 - January 2017 </w:t>
+        <w:t xml:space="preserve">Treasurer (Fun@Work, Oracle), Trivandrum, Kerala, July 2016 - January 2017 </w:t>
       </w:r>
     </w:p>
     <w:p>
@@ -3330,12 +3816,6 @@
       <w:r>
         <w:t xml:space="preserve"> Reading</w:t>
       </w:r>
-    </w:p>
-    <w:p>
-      <w:pPr>
-        <w:pStyle w:val="divdocumentsinglecolumn"/>
-        <w:spacing w:line="400" w:lineRule="atLeast"/>
-      </w:pPr>
     </w:p>
     <w:sectPr>
       <w:pgSz w:w="11906" w:h="16838"/>

--- a/Deepak_Narayan_Resume.docx
+++ b/Deepak_Narayan_Resume.docx
@@ -1189,7 +1189,13 @@
         <w:rPr>
           <w:rStyle w:val="span"/>
         </w:rPr>
-        <w:t>Percentage: 88</w:t>
+        <w:t>Percentage: 8</w:t>
+      </w:r>
+      <w:r>
+        <w:rPr>
+          <w:rStyle w:val="span"/>
+        </w:rPr>
+        <w:t>6.7</w:t>
       </w:r>
     </w:p>
     <w:p>
